--- a/template/PUBLISHING_AGREEMENT_CONTRACT.docx
+++ b/template/PUBLISHING_AGREEMENT_CONTRACT.docx
@@ -1,6 +1,6 @@
 
 <file path=word/document.xml><?xml version="1.0" encoding="utf-8"?>
-<w:document xmlns:wpc="http://schemas.microsoft.com/office/word/2010/wordprocessingCanvas" xmlns:cx="http://schemas.microsoft.com/office/drawing/2014/chartex" xmlns:cx1="http://schemas.microsoft.com/office/drawing/2015/9/8/chartex" xmlns:cx2="http://schemas.microsoft.com/office/drawing/2015/10/21/chartex" xmlns:cx3="http://schemas.microsoft.com/office/drawing/2016/5/9/chartex" xmlns:cx4="http://schemas.microsoft.com/office/drawing/2016/5/10/chartex" xmlns:cx5="http://schemas.microsoft.com/office/drawing/2016/5/11/chartex" xmlns:cx6="http://schemas.microsoft.com/office/drawing/2016/5/12/chartex" xmlns:cx7="http://schemas.microsoft.com/office/drawing/2016/5/13/chartex" xmlns:cx8="http://schemas.microsoft.com/office/drawing/2016/5/14/chartex" xmlns:mc="http://schemas.openxmlformats.org/markup-compatibility/2006" xmlns:aink="http://schemas.microsoft.com/office/drawing/2016/ink" xmlns:am3d="http://schemas.microsoft.com/office/drawing/2017/model3d" xmlns:o="urn:schemas-microsoft-com:office:office" xmlns:oel="http://schemas.microsoft.com/office/2019/extlst" xmlns:r="http://schemas.openxmlformats.org/officeDocument/2006/relationships" xmlns:m="http://schemas.openxmlformats.org/officeDocument/2006/math" xmlns:v="urn:schemas-microsoft-com:vml" xmlns:wp14="http://schemas.microsoft.com/office/word/2010/wordprocessingDrawing" xmlns:wp="http://schemas.openxmlformats.org/drawingml/2006/wordprocessingDrawing" xmlns:w10="urn:schemas-microsoft-com:office:word" xmlns:w="http://schemas.openxmlformats.org/wordprocessingml/2006/main" xmlns:w14="http://schemas.microsoft.com/office/word/2010/wordml" xmlns:w15="http://schemas.microsoft.com/office/word/2012/wordml" xmlns:w16cex="http://schemas.microsoft.com/office/word/2018/wordml/cex" xmlns:w16cid="http://schemas.microsoft.com/office/word/2016/wordml/cid" xmlns:w16="http://schemas.microsoft.com/office/word/2018/wordml" xmlns:w16du="http://schemas.microsoft.com/office/word/2023/wordml/word16du" xmlns:w16sdtdh="http://schemas.microsoft.com/office/word/2020/wordml/sdtdatahash" xmlns:w16se="http://schemas.microsoft.com/office/word/2015/wordml/symex" xmlns:wpg="http://schemas.microsoft.com/office/word/2010/wordprocessingGroup" xmlns:wpi="http://schemas.microsoft.com/office/word/2010/wordprocessingInk" xmlns:wne="http://schemas.microsoft.com/office/word/2006/wordml" xmlns:wps="http://schemas.microsoft.com/office/word/2010/wordprocessingShape" mc:Ignorable="w14 w15 w16se w16cid w16 w16cex w16sdtdh w16du wp14">
+<w:document xmlns:wpc="http://schemas.microsoft.com/office/word/2010/wordprocessingCanvas" xmlns:cx="http://schemas.microsoft.com/office/drawing/2014/chartex" xmlns:cx1="http://schemas.microsoft.com/office/drawing/2015/9/8/chartex" xmlns:cx2="http://schemas.microsoft.com/office/drawing/2015/10/21/chartex" xmlns:cx3="http://schemas.microsoft.com/office/drawing/2016/5/9/chartex" xmlns:cx4="http://schemas.microsoft.com/office/drawing/2016/5/10/chartex" xmlns:cx5="http://schemas.microsoft.com/office/drawing/2016/5/11/chartex" xmlns:cx6="http://schemas.microsoft.com/office/drawing/2016/5/12/chartex" xmlns:cx7="http://schemas.microsoft.com/office/drawing/2016/5/13/chartex" xmlns:cx8="http://schemas.microsoft.com/office/drawing/2016/5/14/chartex" xmlns:mc="http://schemas.openxmlformats.org/markup-compatibility/2006" xmlns:aink="http://schemas.microsoft.com/office/drawing/2016/ink" xmlns:am3d="http://schemas.microsoft.com/office/drawing/2017/model3d" xmlns:o="urn:schemas-microsoft-com:office:office" xmlns:oel="http://schemas.microsoft.com/office/2019/extlst" xmlns:r="http://schemas.openxmlformats.org/officeDocument/2006/relationships" xmlns:m="http://schemas.openxmlformats.org/officeDocument/2006/math" xmlns:v="urn:schemas-microsoft-com:vml" xmlns:wp14="http://schemas.microsoft.com/office/word/2010/wordprocessingDrawing" xmlns:wp="http://schemas.openxmlformats.org/drawingml/2006/wordprocessingDrawing" xmlns:w10="urn:schemas-microsoft-com:office:word" xmlns:w="http://schemas.openxmlformats.org/wordprocessingml/2006/main" xmlns:w14="http://schemas.microsoft.com/office/word/2010/wordml" xmlns:w15="http://schemas.microsoft.com/office/word/2012/wordml" xmlns:w16cex="http://schemas.microsoft.com/office/word/2018/wordml/cex" xmlns:w16cid="http://schemas.microsoft.com/office/word/2016/wordml/cid" xmlns:w16="http://schemas.microsoft.com/office/word/2018/wordml" xmlns:w16du="http://schemas.microsoft.com/office/word/2023/wordml/word16du" xmlns:w16sdtdh="http://schemas.microsoft.com/office/word/2020/wordml/sdtdatahash" xmlns:w16sdtfl="http://schemas.microsoft.com/office/word/2024/wordml/sdtformatlock" xmlns:w16se="http://schemas.microsoft.com/office/word/2015/wordml/symex" xmlns:wpg="http://schemas.microsoft.com/office/word/2010/wordprocessingGroup" xmlns:wpi="http://schemas.microsoft.com/office/word/2010/wordprocessingInk" xmlns:wne="http://schemas.microsoft.com/office/word/2006/wordml" xmlns:wps="http://schemas.microsoft.com/office/word/2010/wordprocessingShape" mc:Ignorable="w14 w15 w16se w16cid w16 w16cex w16sdtdh w16sdtfl w16du wp14">
   <w:body>
     <w:p>
       <w:pPr>
@@ -427,12 +427,14 @@
         </w:rPr>
         <w:t>[[</w:t>
       </w:r>
-      <w:r>
-        <w:rPr>
-          <w:rFonts w:ascii="Times New Roman" w:hAnsi="Times New Roman"/>
-        </w:rPr>
-        <w:t>WriterAddressLine1</w:t>
-      </w:r>
+      <w:proofErr w:type="spellStart"/>
+      <w:r>
+        <w:rPr>
+          <w:rFonts w:ascii="Times New Roman" w:hAnsi="Times New Roman"/>
+        </w:rPr>
+        <w:t>WriterAddress</w:t>
+      </w:r>
+      <w:proofErr w:type="spellEnd"/>
       <w:r>
         <w:rPr>
           <w:rFonts w:ascii="Times New Roman" w:hAnsi="Times New Roman"/>
@@ -451,12 +453,20 @@
         </w:rPr>
         <w:t>[[</w:t>
       </w:r>
-      <w:r>
-        <w:rPr>
-          <w:rFonts w:ascii="Times New Roman" w:hAnsi="Times New Roman"/>
-        </w:rPr>
-        <w:t>WriterAddressLine2</w:t>
-      </w:r>
+      <w:proofErr w:type="spellStart"/>
+      <w:r>
+        <w:rPr>
+          <w:rFonts w:ascii="Times New Roman" w:hAnsi="Times New Roman"/>
+        </w:rPr>
+        <w:t>Writer</w:t>
+      </w:r>
+      <w:r>
+        <w:rPr>
+          <w:rFonts w:ascii="Times New Roman" w:hAnsi="Times New Roman"/>
+        </w:rPr>
+        <w:t>City</w:t>
+      </w:r>
+      <w:proofErr w:type="spellEnd"/>
       <w:r>
         <w:rPr>
           <w:rFonts w:ascii="Times New Roman" w:hAnsi="Times New Roman"/>
@@ -469,6 +479,72 @@
         </w:rPr>
         <w:t xml:space="preserve"> </w:t>
       </w:r>
+      <w:r>
+        <w:rPr>
+          <w:rFonts w:ascii="Times New Roman" w:hAnsi="Times New Roman"/>
+        </w:rPr>
+        <w:t>[[</w:t>
+      </w:r>
+      <w:proofErr w:type="spellStart"/>
+      <w:r>
+        <w:rPr>
+          <w:rFonts w:ascii="Times New Roman" w:hAnsi="Times New Roman"/>
+        </w:rPr>
+        <w:t>Writer</w:t>
+      </w:r>
+      <w:r>
+        <w:rPr>
+          <w:rFonts w:ascii="Times New Roman" w:hAnsi="Times New Roman"/>
+        </w:rPr>
+        <w:t>State</w:t>
+      </w:r>
+      <w:proofErr w:type="spellEnd"/>
+      <w:r>
+        <w:rPr>
+          <w:rFonts w:ascii="Times New Roman" w:hAnsi="Times New Roman"/>
+        </w:rPr>
+        <w:t>]]</w:t>
+      </w:r>
+      <w:r>
+        <w:rPr>
+          <w:rFonts w:ascii="Times New Roman" w:hAnsi="Times New Roman"/>
+        </w:rPr>
+        <w:t xml:space="preserve"> </w:t>
+      </w:r>
+      <w:r>
+        <w:rPr>
+          <w:rFonts w:ascii="Times New Roman" w:hAnsi="Times New Roman"/>
+        </w:rPr>
+        <w:t>[[</w:t>
+      </w:r>
+      <w:proofErr w:type="spellStart"/>
+      <w:r>
+        <w:rPr>
+          <w:rFonts w:ascii="Times New Roman" w:hAnsi="Times New Roman"/>
+        </w:rPr>
+        <w:t>Writer</w:t>
+      </w:r>
+      <w:r>
+        <w:rPr>
+          <w:rFonts w:ascii="Times New Roman" w:hAnsi="Times New Roman"/>
+        </w:rPr>
+        <w:t>ZipCode</w:t>
+      </w:r>
+      <w:proofErr w:type="spellEnd"/>
+      <w:proofErr w:type="gramStart"/>
+      <w:r>
+        <w:rPr>
+          <w:rFonts w:ascii="Times New Roman" w:hAnsi="Times New Roman"/>
+        </w:rPr>
+        <w:t xml:space="preserve">]]  </w:t>
+      </w:r>
+      <w:r>
+        <w:rPr>
+          <w:rFonts w:ascii="Times New Roman" w:hAnsi="Times New Roman"/>
+        </w:rPr>
+        <w:t xml:space="preserve"> </w:t>
+      </w:r>
+      <w:proofErr w:type="gramEnd"/>
       <w:r>
         <w:rPr>
           <w:rFonts w:ascii="Times New Roman" w:hAnsi="Times New Roman"/>
@@ -888,42 +964,56 @@
         </w:rPr>
         <w:t>[[</w:t>
       </w:r>
+      <w:proofErr w:type="spellStart"/>
       <w:r>
         <w:rPr>
           <w:rFonts w:ascii="Times New Roman" w:hAnsi="Times New Roman"/>
         </w:rPr>
         <w:t>WriterAddress</w:t>
       </w:r>
-      <w:r>
-        <w:rPr>
-          <w:rFonts w:ascii="Times New Roman" w:hAnsi="Times New Roman"/>
-        </w:rPr>
-        <w:t>Line1</w:t>
-      </w:r>
-      <w:r>
-        <w:rPr>
-          <w:rFonts w:ascii="Times New Roman" w:hAnsi="Times New Roman"/>
-        </w:rPr>
-        <w:t>]]</w:t>
-      </w:r>
-      <w:r>
-        <w:rPr>
-          <w:rFonts w:ascii="Times New Roman" w:hAnsi="Times New Roman"/>
-        </w:rPr>
-        <w:t xml:space="preserve"> </w:t>
-      </w:r>
-      <w:r>
-        <w:rPr>
-          <w:rFonts w:ascii="Times New Roman" w:hAnsi="Times New Roman"/>
-        </w:rPr>
-        <w:t>[[</w:t>
-      </w:r>
-      <w:r>
-        <w:rPr>
-          <w:rFonts w:ascii="Times New Roman" w:hAnsi="Times New Roman"/>
-        </w:rPr>
-        <w:t>WriterAddressLine2</w:t>
-      </w:r>
+      <w:proofErr w:type="spellEnd"/>
+      <w:r>
+        <w:rPr>
+          <w:rFonts w:ascii="Times New Roman" w:hAnsi="Times New Roman"/>
+        </w:rPr>
+        <w:t>]] [[</w:t>
+      </w:r>
+      <w:proofErr w:type="spellStart"/>
+      <w:r>
+        <w:rPr>
+          <w:rFonts w:ascii="Times New Roman" w:hAnsi="Times New Roman"/>
+        </w:rPr>
+        <w:t>WriterCity</w:t>
+      </w:r>
+      <w:proofErr w:type="spellEnd"/>
+      <w:r>
+        <w:rPr>
+          <w:rFonts w:ascii="Times New Roman" w:hAnsi="Times New Roman"/>
+        </w:rPr>
+        <w:t>]] [[</w:t>
+      </w:r>
+      <w:proofErr w:type="spellStart"/>
+      <w:r>
+        <w:rPr>
+          <w:rFonts w:ascii="Times New Roman" w:hAnsi="Times New Roman"/>
+        </w:rPr>
+        <w:t>WriterState</w:t>
+      </w:r>
+      <w:proofErr w:type="spellEnd"/>
+      <w:r>
+        <w:rPr>
+          <w:rFonts w:ascii="Times New Roman" w:hAnsi="Times New Roman"/>
+        </w:rPr>
+        <w:t>]] [[</w:t>
+      </w:r>
+      <w:proofErr w:type="spellStart"/>
+      <w:r>
+        <w:rPr>
+          <w:rFonts w:ascii="Times New Roman" w:hAnsi="Times New Roman"/>
+        </w:rPr>
+        <w:t>WriterZipCode</w:t>
+      </w:r>
+      <w:proofErr w:type="spellEnd"/>
       <w:r>
         <w:rPr>
           <w:rFonts w:ascii="Times New Roman" w:hAnsi="Times New Roman"/>
@@ -2288,7 +2378,7 @@
           <w:shd w:val="clear" w:color="auto" w:fill="FFFFFF"/>
           <w:lang w:val="es-MX"/>
         </w:rPr>
-        <w:t xml:space="preserve">Compositor deberá firmar y entregar la cesión de derechos de autor que se adjunta como Anexo "A". El Apéndice 1 adjunto puede ser actualizada de vez en cuando por </w:t>
+        <w:t xml:space="preserve">Compositor deberá firmar y entregar la cesión de derechos de autor que se </w:t>
       </w:r>
       <w:r>
         <w:rPr>
@@ -2301,7 +2391,7 @@
           <w:lang w:val="es-MX"/>
         </w:rPr>
         <w:lastRenderedPageBreak/>
-        <w:t xml:space="preserve">las partes. </w:t>
+        <w:t xml:space="preserve">adjunta como Anexo "A". El Apéndice 1 adjunto puede ser actualizada de vez en cuando por las partes. </w:t>
       </w:r>
       <w:r>
         <w:rPr>
@@ -4065,7 +4155,20 @@
           <w:shd w:val="clear" w:color="auto" w:fill="FFFFFF"/>
           <w:lang w:val="es-MX"/>
         </w:rPr>
-        <w:t xml:space="preserve"> de acciones de cualquier compo</w:t>
+        <w:t xml:space="preserve"> de </w:t>
+      </w:r>
+      <w:r>
+        <w:rPr>
+          <w:rFonts w:ascii="Times New Roman" w:hAnsi="Times New Roman"/>
+          <w:i/>
+          <w:color w:val="212121"/>
+          <w:sz w:val="21"/>
+          <w:szCs w:val="21"/>
+          <w:shd w:val="clear" w:color="auto" w:fill="FFFFFF"/>
+          <w:lang w:val="es-MX"/>
+        </w:rPr>
+        <w:lastRenderedPageBreak/>
+        <w:t>acciones de cualquier compo</w:t>
       </w:r>
       <w:r>
         <w:rPr>
@@ -6049,6 +6152,7 @@
           <w:sz w:val="21"/>
           <w:szCs w:val="21"/>
         </w:rPr>
+        <w:lastRenderedPageBreak/>
         <w:t>5</w:t>
       </w:r>
       <w:r>
@@ -6114,7 +6218,6 @@
           <w:sz w:val="21"/>
           <w:szCs w:val="21"/>
         </w:rPr>
-        <w:lastRenderedPageBreak/>
         <w:t xml:space="preserve">After recoupment of all advances under this agreement </w:t>
       </w:r>
       <w:r>
@@ -7296,7 +7399,7 @@
           <w:sz w:val="21"/>
           <w:szCs w:val="21"/>
         </w:rPr>
-        <w:t xml:space="preserve"> by or credited to Publisher’s account in the United States (whether from publishing licensees affiliated with Publisher or otherwise).  If at any time Publisher enters the business of manufacturing and/or distributing printed editions of musical compositions, Gross Receipts with respect to printed editions of the Composition(s) shall be deemed to be an amount </w:t>
+        <w:t xml:space="preserve"> by or credited to Publisher’s account in the United States (whether from publishing licensees affiliated with Publisher or otherwise).  If at any time Publisher enters the business of manufacturing and/or distributing printed editions of musical compositions, Gross Receipts </w:t>
       </w:r>
       <w:r>
         <w:rPr>
@@ -7306,7 +7409,7 @@
           <w:szCs w:val="21"/>
         </w:rPr>
         <w:lastRenderedPageBreak/>
-        <w:t>determined by Publisher in its sole good faith discretion, having regard to prevailing industry standards.</w:t>
+        <w:t>with respect to printed editions of the Composition(s) shall be deemed to be an amount determined by Publisher in its sole good faith discretion, having regard to prevailing industry standards.</w:t>
       </w:r>
     </w:p>
     <w:p/>
@@ -8975,6 +9078,7 @@
           <w:szCs w:val="21"/>
           <w:lang w:val="es-ES"/>
         </w:rPr>
+        <w:lastRenderedPageBreak/>
         <w:t>(d)</w:t>
       </w:r>
       <w:r>
@@ -9163,7 +9267,6 @@
           <w:szCs w:val="21"/>
           <w:lang w:val="es-ES"/>
         </w:rPr>
-        <w:lastRenderedPageBreak/>
         <w:t>de</w:t>
       </w:r>
       <w:r>
@@ -10225,7 +10328,17 @@
           <w:sz w:val="21"/>
           <w:szCs w:val="21"/>
         </w:rPr>
-        <w:t xml:space="preserve">. All royalty statements rendered by Publisher to Composer shall be binding upon Composer and not subject to any objection by Composer for any reason unless specific written objection, stating the basis thereof, is submitted by Composer to Publisher within 1 year from the date such statement is rendered or deemed rendered. </w:t>
+        <w:t xml:space="preserve">. All royalty statements rendered by Publisher to Composer shall be binding upon Composer and not subject to any objection by Composer for any reason unless specific written objection, stating the basis thereof, is </w:t>
+      </w:r>
+      <w:r>
+        <w:rPr>
+          <w:rFonts w:ascii="Times New Roman" w:hAnsi="Times New Roman"/>
+          <w:bCs/>
+          <w:sz w:val="21"/>
+          <w:szCs w:val="21"/>
+        </w:rPr>
+        <w:lastRenderedPageBreak/>
+        <w:t xml:space="preserve">submitted by Composer to Publisher within 1 year from the date such statement is rendered or deemed rendered. </w:t>
       </w:r>
       <w:proofErr w:type="gramStart"/>
       <w:r>
@@ -10245,17 +10358,7 @@
           <w:sz w:val="21"/>
           <w:szCs w:val="21"/>
         </w:rPr>
-        <w:t xml:space="preserve"> calculating such time periods, a statement shall be deemed </w:t>
-      </w:r>
-      <w:r>
-        <w:rPr>
-          <w:rFonts w:ascii="Times New Roman" w:hAnsi="Times New Roman"/>
-          <w:bCs/>
-          <w:sz w:val="21"/>
-          <w:szCs w:val="21"/>
-        </w:rPr>
-        <w:lastRenderedPageBreak/>
-        <w:t>to have been rendered on the date when due unless, within 30 days after the date such statement is due, Publisher receives written notice of non-receipt of such statement from Composer, in which case such statement shall be deemed rendered when received by Composer.</w:t>
+        <w:t xml:space="preserve"> calculating such time periods, a statement shall be deemed to have been rendered on the date when due unless, within 30 days after the date such statement is due, Publisher receives written notice of non-receipt of such statement from Composer, in which case such statement shall be deemed rendered when received by Composer.</w:t>
       </w:r>
     </w:p>
     <w:p>
@@ -12270,7 +12373,19 @@
           <w:szCs w:val="21"/>
           <w:lang w:val="es-ES"/>
         </w:rPr>
-        <w:t xml:space="preserve"> y previa notificación por escrito </w:t>
+        <w:t xml:space="preserve"> y previa </w:t>
+      </w:r>
+      <w:r>
+        <w:rPr>
+          <w:rFonts w:ascii="Times New Roman" w:hAnsi="Times New Roman" w:cs="Times New Roman"/>
+          <w:i/>
+          <w:color w:val="212121"/>
+          <w:sz w:val="21"/>
+          <w:szCs w:val="21"/>
+          <w:lang w:val="es-ES"/>
+        </w:rPr>
+        <w:lastRenderedPageBreak/>
+        <w:t xml:space="preserve">notificación por escrito </w:t>
       </w:r>
       <w:r>
         <w:rPr>
@@ -12314,19 +12429,7 @@
           <w:szCs w:val="21"/>
           <w:lang w:val="es-ES"/>
         </w:rPr>
-        <w:t xml:space="preserve"> Compositor. Dicha auditoría se efectuará de tal manera que no se interrumpa </w:t>
-      </w:r>
-      <w:r>
-        <w:rPr>
-          <w:rFonts w:ascii="Times New Roman" w:hAnsi="Times New Roman" w:cs="Times New Roman"/>
-          <w:i/>
-          <w:color w:val="212121"/>
-          <w:sz w:val="21"/>
-          <w:szCs w:val="21"/>
-          <w:lang w:val="es-ES"/>
-        </w:rPr>
-        <w:lastRenderedPageBreak/>
-        <w:t>injusti</w:t>
+        <w:t xml:space="preserve"> Compositor. Dicha auditoría se efectuará de tal manera que no se interrumpa injusti</w:t>
       </w:r>
       <w:r>
         <w:rPr>
@@ -13325,7 +13428,19 @@
           <w:szCs w:val="21"/>
           <w:lang w:val="es-ES"/>
         </w:rPr>
-        <w:t xml:space="preserve"> o que pueda adquiridos por Publisher. Compositor irrevocablemente autoriza y designa Editorial, o cualquiera de sus oficiales, el abogado verdadero y legítimo del compositor (con </w:t>
+        <w:t xml:space="preserve"> o que pueda adquiridos por Publisher. Compositor irrevocablemente autoriza y designa Editorial, o </w:t>
+      </w:r>
+      <w:r>
+        <w:rPr>
+          <w:rFonts w:ascii="Times New Roman" w:hAnsi="Times New Roman" w:cs="Times New Roman"/>
+          <w:i/>
+          <w:color w:val="212121"/>
+          <w:sz w:val="21"/>
+          <w:szCs w:val="21"/>
+          <w:lang w:val="es-ES"/>
+        </w:rPr>
+        <w:lastRenderedPageBreak/>
+        <w:t xml:space="preserve">cualquiera de sus oficiales, el abogado verdadero y legítimo del compositor (con </w:t>
       </w:r>
       <w:r>
         <w:rPr>
@@ -13358,19 +13473,7 @@
           <w:szCs w:val="21"/>
           <w:lang w:val="es-ES"/>
         </w:rPr>
-        <w:t xml:space="preserve"> en cual tendrán el poder y nombramiento que va unido a un interés en nombre del compositor o </w:t>
-      </w:r>
-      <w:r>
-        <w:rPr>
-          <w:rFonts w:ascii="Times New Roman" w:hAnsi="Times New Roman" w:cs="Times New Roman"/>
-          <w:i/>
-          <w:color w:val="212121"/>
-          <w:sz w:val="21"/>
-          <w:szCs w:val="21"/>
-          <w:lang w:val="es-ES"/>
-        </w:rPr>
-        <w:lastRenderedPageBreak/>
-        <w:t xml:space="preserve">de la Editora, toman dicha acción para hacer, firmar, ejecutar, reconocer, entregar, y registrar </w:t>
+        <w:t xml:space="preserve"> en cual tendrán el poder y nombramiento que va unido a un interés en nombre del compositor o de la Editora, toman dicha acción para hacer, firmar, ejecutar, reconocer, entregar, y registrar </w:t>
       </w:r>
       <w:r>
         <w:rPr>
@@ -14496,6 +14599,7 @@
           <w:szCs w:val="21"/>
           <w:lang w:val="es-ES"/>
         </w:rPr>
+        <w:lastRenderedPageBreak/>
         <w:t xml:space="preserve">Compositor adeudado en virtud de este acuerdo. Si </w:t>
       </w:r>
       <w:r>
@@ -14606,19 +14710,7 @@
           <w:szCs w:val="21"/>
           <w:lang w:val="es-ES"/>
         </w:rPr>
-        <w:t xml:space="preserve"> tendrá, además </w:t>
-      </w:r>
-      <w:r>
-        <w:rPr>
-          <w:rFonts w:ascii="Times New Roman" w:hAnsi="Times New Roman" w:cs="Times New Roman"/>
-          <w:i/>
-          <w:color w:val="212121"/>
-          <w:sz w:val="21"/>
-          <w:szCs w:val="21"/>
-          <w:lang w:val="es-ES"/>
-        </w:rPr>
-        <w:lastRenderedPageBreak/>
-        <w:t>de los recursos previstos en la frase anterior, el derecho de exigir</w:t>
+        <w:t xml:space="preserve"> tendrá, además de los recursos previstos en la frase anterior, el derecho de exigir</w:t>
       </w:r>
       <w:r>
         <w:rPr>
@@ -15601,7 +15693,19 @@
           <w:szCs w:val="21"/>
           <w:lang w:val="es-ES"/>
         </w:rPr>
-        <w:t xml:space="preserve">y / o sus indemnizaciones en demanda de cualquier pago realizado en cualquier momento después de la fecha del presente documento con respecto a cualquier responsabilidad o reclamo respecto de los cuales </w:t>
+        <w:t xml:space="preserve">y / o sus indemnizaciones en demanda de cualquier pago realizado en cualquier momento después de la fecha del presente documento con respecto a cualquier </w:t>
+      </w:r>
+      <w:r>
+        <w:rPr>
+          <w:rFonts w:ascii="Times New Roman" w:hAnsi="Times New Roman" w:cs="Times New Roman"/>
+          <w:i/>
+          <w:color w:val="212121"/>
+          <w:sz w:val="21"/>
+          <w:szCs w:val="21"/>
+          <w:lang w:val="es-ES"/>
+        </w:rPr>
+        <w:lastRenderedPageBreak/>
+        <w:t xml:space="preserve">responsabilidad o reclamo respecto de los cuales </w:t>
       </w:r>
       <w:r>
         <w:rPr>
@@ -15645,19 +15749,7 @@
           <w:szCs w:val="21"/>
           <w:lang w:val="es-ES"/>
         </w:rPr>
-        <w:t xml:space="preserve">. Tras la realización o presentación de cualquier </w:t>
-      </w:r>
-      <w:r>
-        <w:rPr>
-          <w:rFonts w:ascii="Times New Roman" w:hAnsi="Times New Roman" w:cs="Times New Roman"/>
-          <w:i/>
-          <w:color w:val="212121"/>
-          <w:sz w:val="21"/>
-          <w:szCs w:val="21"/>
-          <w:lang w:val="es-ES"/>
-        </w:rPr>
-        <w:lastRenderedPageBreak/>
-        <w:t xml:space="preserve">reclamo, acción o demanda, </w:t>
+        <w:t xml:space="preserve">. Tras la realización o presentación de cualquier reclamo, acción o demanda, </w:t>
       </w:r>
       <w:r>
         <w:rPr>
@@ -16873,7 +16965,19 @@
           <w:szCs w:val="21"/>
           <w:lang w:val="es-ES"/>
         </w:rPr>
-        <w:t xml:space="preserve">, reclamaciones o litigios derivados de o relacionados de alguna manera con este acuerdo o </w:t>
+        <w:t xml:space="preserve">, reclamaciones o litigios derivados de o relacionados de alguna manera con este </w:t>
+      </w:r>
+      <w:r>
+        <w:rPr>
+          <w:rFonts w:ascii="Times New Roman" w:hAnsi="Times New Roman" w:cs="Times New Roman"/>
+          <w:i/>
+          <w:color w:val="212121"/>
+          <w:sz w:val="21"/>
+          <w:szCs w:val="21"/>
+          <w:lang w:val="es-ES"/>
+        </w:rPr>
+        <w:lastRenderedPageBreak/>
+        <w:t xml:space="preserve">acuerdo o </w:t>
       </w:r>
       <w:r>
         <w:rPr>
@@ -18043,6 +18147,7 @@
           <w:color w:val="212121"/>
           <w:lang w:val="en-US"/>
         </w:rPr>
+        <w:lastRenderedPageBreak/>
         <w:tab/>
       </w:r>
       <w:r>
@@ -19078,16 +19183,8 @@
           <w:sz w:val="21"/>
           <w:szCs w:val="21"/>
         </w:rPr>
-        <w:t xml:space="preserve">No failure by Publisher to perform any of its material obligations under this agreement shall be deemed a breach of this agreement until written notice of failure to perform has been given by Composer to Publisher and such failure has not been corrected within 30 days of such notice. If Composer claims that additional monies are payable to Composer hereunder, Publisher shall not be deemed in material breach of this agreement unless such claim is </w:t>
-      </w:r>
-      <w:r>
-        <w:rPr>
-          <w:rFonts w:ascii="Times New Roman" w:hAnsi="Times New Roman"/>
-          <w:sz w:val="21"/>
-          <w:szCs w:val="21"/>
-        </w:rPr>
         <w:lastRenderedPageBreak/>
-        <w:t>reduced to a final judgment by a court of competent jurisdiction and Publisher fails to pay Composer the amount thereof within 30 days after Publisher receives notice of the entry of such judgment.</w:t>
+        <w:t>No failure by Publisher to perform any of its material obligations under this agreement shall be deemed a breach of this agreement until written notice of failure to perform has been given by Composer to Publisher and such failure has not been corrected within 30 days of such notice. If Composer claims that additional monies are payable to Composer hereunder, Publisher shall not be deemed in material breach of this agreement unless such claim is reduced to a final judgment by a court of competent jurisdiction and Publisher fails to pay Composer the amount thereof within 30 days after Publisher receives notice of the entry of such judgment.</w:t>
       </w:r>
     </w:p>
     <w:p>
@@ -20260,6 +20357,7 @@
           <w:sz w:val="21"/>
           <w:szCs w:val="21"/>
         </w:rPr>
+        <w:lastRenderedPageBreak/>
         <w:t>[Signature page to the Publishing Agreement]</w:t>
       </w:r>
     </w:p>
@@ -24426,29 +24524,7 @@
           <w:sz w:val="18"/>
           <w:szCs w:val="18"/>
         </w:rPr>
-        <w:t xml:space="preserve"> [</w:t>
-      </w:r>
-      <w:proofErr w:type="spellStart"/>
-      <w:r>
-        <w:rPr>
-          <w:rFonts w:ascii="Times New Roman" w:hAnsi="Times New Roman"/>
-          <w:i/>
-          <w:iCs/>
-          <w:sz w:val="18"/>
-          <w:szCs w:val="18"/>
-        </w:rPr>
-        <w:t>Nombre</w:t>
-      </w:r>
-      <w:proofErr w:type="spellEnd"/>
-      <w:r>
-        <w:rPr>
-          <w:rFonts w:ascii="Times New Roman" w:hAnsi="Times New Roman"/>
-          <w:i/>
-          <w:iCs/>
-          <w:sz w:val="18"/>
-          <w:szCs w:val="18"/>
-        </w:rPr>
-        <w:t xml:space="preserve"> del Editor] se </w:t>
+        <w:t xml:space="preserve"> [Nombre del Editor] se </w:t>
       </w:r>
       <w:proofErr w:type="spellStart"/>
       <w:r>
@@ -24607,7 +24683,29 @@
           <w:sz w:val="18"/>
           <w:szCs w:val="18"/>
         </w:rPr>
-        <w:t xml:space="preserve"> que </w:t>
+        <w:t xml:space="preserve"> </w:t>
+      </w:r>
+      <w:proofErr w:type="spellStart"/>
+      <w:r>
+        <w:rPr>
+          <w:rFonts w:ascii="Times New Roman" w:hAnsi="Times New Roman"/>
+          <w:i/>
+          <w:iCs/>
+          <w:sz w:val="18"/>
+          <w:szCs w:val="18"/>
+        </w:rPr>
+        <w:t>que</w:t>
+      </w:r>
+      <w:proofErr w:type="spellEnd"/>
+      <w:r>
+        <w:rPr>
+          <w:rFonts w:ascii="Times New Roman" w:hAnsi="Times New Roman"/>
+          <w:i/>
+          <w:iCs/>
+          <w:sz w:val="18"/>
+          <w:szCs w:val="18"/>
+        </w:rPr>
+        <w:t xml:space="preserve"> </w:t>
       </w:r>
       <w:proofErr w:type="spellStart"/>
       <w:r>
@@ -25815,6 +25913,34 @@
         <w:jc w:val="center"/>
         <w:rPr>
           <w:rFonts w:ascii="Times New Roman" w:hAnsi="Times New Roman"/>
+        </w:rPr>
+      </w:pPr>
+      <w:r>
+        <w:rPr>
+          <w:rFonts w:ascii="Times New Roman" w:hAnsi="Times New Roman"/>
+        </w:rPr>
+        <w:t>[[</w:t>
+      </w:r>
+      <w:proofErr w:type="spellStart"/>
+      <w:r>
+        <w:rPr>
+          <w:rFonts w:ascii="Times New Roman" w:hAnsi="Times New Roman"/>
+        </w:rPr>
+        <w:t>WriterAddress</w:t>
+      </w:r>
+      <w:proofErr w:type="spellEnd"/>
+      <w:r>
+        <w:rPr>
+          <w:rFonts w:ascii="Times New Roman" w:hAnsi="Times New Roman"/>
+        </w:rPr>
+        <w:t xml:space="preserve">]] </w:t>
+      </w:r>
+    </w:p>
+    <w:p>
+      <w:pPr>
+        <w:jc w:val="center"/>
+        <w:rPr>
+          <w:rFonts w:ascii="Times New Roman" w:hAnsi="Times New Roman"/>
           <w:sz w:val="20"/>
           <w:highlight w:val="yellow"/>
         </w:rPr>
@@ -25822,76 +25948,58 @@
       <w:r>
         <w:rPr>
           <w:rFonts w:ascii="Times New Roman" w:hAnsi="Times New Roman"/>
+        </w:rPr>
+        <w:t>[[</w:t>
+      </w:r>
+      <w:proofErr w:type="spellStart"/>
+      <w:r>
+        <w:rPr>
+          <w:rFonts w:ascii="Times New Roman" w:hAnsi="Times New Roman"/>
+        </w:rPr>
+        <w:t>WriterCity</w:t>
+      </w:r>
+      <w:proofErr w:type="spellEnd"/>
+      <w:r>
+        <w:rPr>
+          <w:rFonts w:ascii="Times New Roman" w:hAnsi="Times New Roman"/>
+        </w:rPr>
+        <w:t>]] [[</w:t>
+      </w:r>
+      <w:proofErr w:type="spellStart"/>
+      <w:r>
+        <w:rPr>
+          <w:rFonts w:ascii="Times New Roman" w:hAnsi="Times New Roman"/>
+        </w:rPr>
+        <w:t>WriterState</w:t>
+      </w:r>
+      <w:proofErr w:type="spellEnd"/>
+      <w:r>
+        <w:rPr>
+          <w:rFonts w:ascii="Times New Roman" w:hAnsi="Times New Roman"/>
+        </w:rPr>
+        <w:t>]] [[</w:t>
+      </w:r>
+      <w:proofErr w:type="spellStart"/>
+      <w:r>
+        <w:rPr>
+          <w:rFonts w:ascii="Times New Roman" w:hAnsi="Times New Roman"/>
+        </w:rPr>
+        <w:t>WriterZipCode</w:t>
+      </w:r>
+      <w:proofErr w:type="spellEnd"/>
+      <w:r>
+        <w:rPr>
+          <w:rFonts w:ascii="Times New Roman" w:hAnsi="Times New Roman"/>
+        </w:rPr>
+        <w:t>]]</w:t>
+      </w:r>
+      <w:r>
+        <w:rPr>
+          <w:rFonts w:ascii="Times New Roman" w:hAnsi="Times New Roman"/>
           <w:sz w:val="20"/>
           <w:highlight w:val="yellow"/>
         </w:rPr>
-        <w:t>[[</w:t>
-      </w:r>
-      <w:r>
-        <w:rPr>
-          <w:rFonts w:ascii="Times New Roman" w:hAnsi="Times New Roman"/>
-          <w:sz w:val="20"/>
-          <w:highlight w:val="yellow"/>
-        </w:rPr>
-        <w:t>Writer</w:t>
-      </w:r>
-      <w:r>
-        <w:rPr>
-          <w:rFonts w:ascii="Times New Roman" w:hAnsi="Times New Roman"/>
-          <w:sz w:val="20"/>
-          <w:highlight w:val="yellow"/>
-        </w:rPr>
-        <w:t>AddressLine1</w:t>
-      </w:r>
-      <w:r>
-        <w:rPr>
-          <w:rFonts w:ascii="Times New Roman" w:hAnsi="Times New Roman"/>
-          <w:sz w:val="20"/>
-          <w:highlight w:val="yellow"/>
-        </w:rPr>
-        <w:t>]]</w:t>
-      </w:r>
-    </w:p>
-    <w:p>
-      <w:pPr>
-        <w:jc w:val="center"/>
-        <w:rPr>
-          <w:rFonts w:ascii="Times New Roman" w:hAnsi="Times New Roman"/>
-          <w:sz w:val="20"/>
-          <w:highlight w:val="yellow"/>
-        </w:rPr>
-      </w:pPr>
-      <w:r>
-        <w:rPr>
-          <w:rFonts w:ascii="Times New Roman" w:hAnsi="Times New Roman"/>
-          <w:sz w:val="20"/>
-          <w:highlight w:val="yellow"/>
-        </w:rPr>
-        <w:t>[[</w:t>
-      </w:r>
-      <w:r>
-        <w:rPr>
-          <w:rFonts w:ascii="Times New Roman" w:hAnsi="Times New Roman"/>
-          <w:sz w:val="20"/>
-          <w:highlight w:val="yellow"/>
-        </w:rPr>
-        <w:t>Writer</w:t>
-      </w:r>
-      <w:r>
-        <w:rPr>
-          <w:rFonts w:ascii="Times New Roman" w:hAnsi="Times New Roman"/>
-          <w:sz w:val="20"/>
-          <w:highlight w:val="yellow"/>
-        </w:rPr>
-        <w:t>AddressLine2</w:t>
-      </w:r>
-      <w:r>
-        <w:rPr>
-          <w:rFonts w:ascii="Times New Roman" w:hAnsi="Times New Roman"/>
-          <w:sz w:val="20"/>
-          <w:highlight w:val="yellow"/>
-        </w:rPr>
-        <w:t>]]</w:t>
+        <w:t xml:space="preserve"> </w:t>
       </w:r>
     </w:p>
     <w:p>
@@ -26310,16 +26418,36 @@
           <w:color w:val="212121"/>
           <w:lang w:val="es-ES"/>
         </w:rPr>
-        <w:t xml:space="preserve">es nombrado </w:t>
-      </w:r>
-      <w:r>
-        <w:rPr>
-          <w:rFonts w:ascii="Times New Roman" w:hAnsi="Times New Roman" w:cs="Times New Roman"/>
-          <w:i/>
-          <w:color w:val="212121"/>
-          <w:lang w:val="es-ES"/>
-        </w:rPr>
-        <w:t xml:space="preserve">como mi exclusiva e irrevocable </w:t>
+        <w:t xml:space="preserve">es </w:t>
+      </w:r>
+      <w:proofErr w:type="gramStart"/>
+      <w:r>
+        <w:rPr>
+          <w:rFonts w:ascii="Times New Roman" w:hAnsi="Times New Roman" w:cs="Times New Roman"/>
+          <w:i/>
+          <w:color w:val="212121"/>
+          <w:lang w:val="es-ES"/>
+        </w:rPr>
+        <w:t xml:space="preserve">nombrado </w:t>
+      </w:r>
+      <w:r>
+        <w:rPr>
+          <w:rFonts w:ascii="Times New Roman" w:hAnsi="Times New Roman" w:cs="Times New Roman"/>
+          <w:i/>
+          <w:color w:val="212121"/>
+          <w:lang w:val="es-ES"/>
+        </w:rPr>
+        <w:t>como</w:t>
+      </w:r>
+      <w:proofErr w:type="gramEnd"/>
+      <w:r>
+        <w:rPr>
+          <w:rFonts w:ascii="Times New Roman" w:hAnsi="Times New Roman" w:cs="Times New Roman"/>
+          <w:i/>
+          <w:color w:val="212121"/>
+          <w:lang w:val="es-ES"/>
+        </w:rPr>
+        <w:t xml:space="preserve"> mi exclusiva e irrevocable </w:t>
       </w:r>
       <w:r>
         <w:rPr>
@@ -27527,7 +27655,7 @@
 </file>
 
 <file path=word/endnotes.xml><?xml version="1.0" encoding="utf-8"?>
-<w:endnotes xmlns:wpc="http://schemas.microsoft.com/office/word/2010/wordprocessingCanvas" xmlns:cx="http://schemas.microsoft.com/office/drawing/2014/chartex" xmlns:cx1="http://schemas.microsoft.com/office/drawing/2015/9/8/chartex" xmlns:cx2="http://schemas.microsoft.com/office/drawing/2015/10/21/chartex" xmlns:cx3="http://schemas.microsoft.com/office/drawing/2016/5/9/chartex" xmlns:cx4="http://schemas.microsoft.com/office/drawing/2016/5/10/chartex" xmlns:cx5="http://schemas.microsoft.com/office/drawing/2016/5/11/chartex" xmlns:cx6="http://schemas.microsoft.com/office/drawing/2016/5/12/chartex" xmlns:cx7="http://schemas.microsoft.com/office/drawing/2016/5/13/chartex" xmlns:cx8="http://schemas.microsoft.com/office/drawing/2016/5/14/chartex" xmlns:mc="http://schemas.openxmlformats.org/markup-compatibility/2006" xmlns:aink="http://schemas.microsoft.com/office/drawing/2016/ink" xmlns:am3d="http://schemas.microsoft.com/office/drawing/2017/model3d" xmlns:o="urn:schemas-microsoft-com:office:office" xmlns:oel="http://schemas.microsoft.com/office/2019/extlst" xmlns:r="http://schemas.openxmlformats.org/officeDocument/2006/relationships" xmlns:m="http://schemas.openxmlformats.org/officeDocument/2006/math" xmlns:v="urn:schemas-microsoft-com:vml" xmlns:wp14="http://schemas.microsoft.com/office/word/2010/wordprocessingDrawing" xmlns:wp="http://schemas.openxmlformats.org/drawingml/2006/wordprocessingDrawing" xmlns:w10="urn:schemas-microsoft-com:office:word" xmlns:w="http://schemas.openxmlformats.org/wordprocessingml/2006/main" xmlns:w14="http://schemas.microsoft.com/office/word/2010/wordml" xmlns:w15="http://schemas.microsoft.com/office/word/2012/wordml" xmlns:w16cex="http://schemas.microsoft.com/office/word/2018/wordml/cex" xmlns:w16cid="http://schemas.microsoft.com/office/word/2016/wordml/cid" xmlns:w16="http://schemas.microsoft.com/office/word/2018/wordml" xmlns:w16du="http://schemas.microsoft.com/office/word/2023/wordml/word16du" xmlns:w16sdtdh="http://schemas.microsoft.com/office/word/2020/wordml/sdtdatahash" xmlns:w16se="http://schemas.microsoft.com/office/word/2015/wordml/symex" xmlns:wpg="http://schemas.microsoft.com/office/word/2010/wordprocessingGroup" xmlns:wpi="http://schemas.microsoft.com/office/word/2010/wordprocessingInk" xmlns:wne="http://schemas.microsoft.com/office/word/2006/wordml" xmlns:wps="http://schemas.microsoft.com/office/word/2010/wordprocessingShape" mc:Ignorable="w14 w15 w16se w16cid w16 w16cex w16sdtdh w16du wp14">
+<w:endnotes xmlns:wpc="http://schemas.microsoft.com/office/word/2010/wordprocessingCanvas" xmlns:cx="http://schemas.microsoft.com/office/drawing/2014/chartex" xmlns:cx1="http://schemas.microsoft.com/office/drawing/2015/9/8/chartex" xmlns:cx2="http://schemas.microsoft.com/office/drawing/2015/10/21/chartex" xmlns:cx3="http://schemas.microsoft.com/office/drawing/2016/5/9/chartex" xmlns:cx4="http://schemas.microsoft.com/office/drawing/2016/5/10/chartex" xmlns:cx5="http://schemas.microsoft.com/office/drawing/2016/5/11/chartex" xmlns:cx6="http://schemas.microsoft.com/office/drawing/2016/5/12/chartex" xmlns:cx7="http://schemas.microsoft.com/office/drawing/2016/5/13/chartex" xmlns:cx8="http://schemas.microsoft.com/office/drawing/2016/5/14/chartex" xmlns:mc="http://schemas.openxmlformats.org/markup-compatibility/2006" xmlns:aink="http://schemas.microsoft.com/office/drawing/2016/ink" xmlns:am3d="http://schemas.microsoft.com/office/drawing/2017/model3d" xmlns:o="urn:schemas-microsoft-com:office:office" xmlns:oel="http://schemas.microsoft.com/office/2019/extlst" xmlns:r="http://schemas.openxmlformats.org/officeDocument/2006/relationships" xmlns:m="http://schemas.openxmlformats.org/officeDocument/2006/math" xmlns:v="urn:schemas-microsoft-com:vml" xmlns:wp14="http://schemas.microsoft.com/office/word/2010/wordprocessingDrawing" xmlns:wp="http://schemas.openxmlformats.org/drawingml/2006/wordprocessingDrawing" xmlns:w10="urn:schemas-microsoft-com:office:word" xmlns:w="http://schemas.openxmlformats.org/wordprocessingml/2006/main" xmlns:w14="http://schemas.microsoft.com/office/word/2010/wordml" xmlns:w15="http://schemas.microsoft.com/office/word/2012/wordml" xmlns:w16cex="http://schemas.microsoft.com/office/word/2018/wordml/cex" xmlns:w16cid="http://schemas.microsoft.com/office/word/2016/wordml/cid" xmlns:w16="http://schemas.microsoft.com/office/word/2018/wordml" xmlns:w16du="http://schemas.microsoft.com/office/word/2023/wordml/word16du" xmlns:w16sdtdh="http://schemas.microsoft.com/office/word/2020/wordml/sdtdatahash" xmlns:w16sdtfl="http://schemas.microsoft.com/office/word/2024/wordml/sdtformatlock" xmlns:w16se="http://schemas.microsoft.com/office/word/2015/wordml/symex" xmlns:wpg="http://schemas.microsoft.com/office/word/2010/wordprocessingGroup" xmlns:wpi="http://schemas.microsoft.com/office/word/2010/wordprocessingInk" xmlns:wne="http://schemas.microsoft.com/office/word/2006/wordml" xmlns:wps="http://schemas.microsoft.com/office/word/2010/wordprocessingShape" mc:Ignorable="w14 w15 w16se w16cid w16 w16cex w16sdtdh w16sdtfl w16du wp14">
   <w:endnote w:type="separator" w:id="-1">
     <w:p>
       <w:r>
@@ -27546,7 +27674,7 @@
 </file>
 
 <file path=word/footer1.xml><?xml version="1.0" encoding="utf-8"?>
-<w:ftr xmlns:wpc="http://schemas.microsoft.com/office/word/2010/wordprocessingCanvas" xmlns:cx="http://schemas.microsoft.com/office/drawing/2014/chartex" xmlns:cx1="http://schemas.microsoft.com/office/drawing/2015/9/8/chartex" xmlns:cx2="http://schemas.microsoft.com/office/drawing/2015/10/21/chartex" xmlns:cx3="http://schemas.microsoft.com/office/drawing/2016/5/9/chartex" xmlns:cx4="http://schemas.microsoft.com/office/drawing/2016/5/10/chartex" xmlns:cx5="http://schemas.microsoft.com/office/drawing/2016/5/11/chartex" xmlns:cx6="http://schemas.microsoft.com/office/drawing/2016/5/12/chartex" xmlns:cx7="http://schemas.microsoft.com/office/drawing/2016/5/13/chartex" xmlns:cx8="http://schemas.microsoft.com/office/drawing/2016/5/14/chartex" xmlns:mc="http://schemas.openxmlformats.org/markup-compatibility/2006" xmlns:aink="http://schemas.microsoft.com/office/drawing/2016/ink" xmlns:am3d="http://schemas.microsoft.com/office/drawing/2017/model3d" xmlns:o="urn:schemas-microsoft-com:office:office" xmlns:oel="http://schemas.microsoft.com/office/2019/extlst" xmlns:r="http://schemas.openxmlformats.org/officeDocument/2006/relationships" xmlns:m="http://schemas.openxmlformats.org/officeDocument/2006/math" xmlns:v="urn:schemas-microsoft-com:vml" xmlns:wp14="http://schemas.microsoft.com/office/word/2010/wordprocessingDrawing" xmlns:wp="http://schemas.openxmlformats.org/drawingml/2006/wordprocessingDrawing" xmlns:w10="urn:schemas-microsoft-com:office:word" xmlns:w="http://schemas.openxmlformats.org/wordprocessingml/2006/main" xmlns:w14="http://schemas.microsoft.com/office/word/2010/wordml" xmlns:w15="http://schemas.microsoft.com/office/word/2012/wordml" xmlns:w16cex="http://schemas.microsoft.com/office/word/2018/wordml/cex" xmlns:w16cid="http://schemas.microsoft.com/office/word/2016/wordml/cid" xmlns:w16="http://schemas.microsoft.com/office/word/2018/wordml" xmlns:w16du="http://schemas.microsoft.com/office/word/2023/wordml/word16du" xmlns:w16sdtdh="http://schemas.microsoft.com/office/word/2020/wordml/sdtdatahash" xmlns:w16se="http://schemas.microsoft.com/office/word/2015/wordml/symex" xmlns:wpg="http://schemas.microsoft.com/office/word/2010/wordprocessingGroup" xmlns:wpi="http://schemas.microsoft.com/office/word/2010/wordprocessingInk" xmlns:wne="http://schemas.microsoft.com/office/word/2006/wordml" xmlns:wps="http://schemas.microsoft.com/office/word/2010/wordprocessingShape" mc:Ignorable="w14 w15 w16se w16cid w16 w16cex w16sdtdh w16du wp14">
+<w:ftr xmlns:wpc="http://schemas.microsoft.com/office/word/2010/wordprocessingCanvas" xmlns:cx="http://schemas.microsoft.com/office/drawing/2014/chartex" xmlns:cx1="http://schemas.microsoft.com/office/drawing/2015/9/8/chartex" xmlns:cx2="http://schemas.microsoft.com/office/drawing/2015/10/21/chartex" xmlns:cx3="http://schemas.microsoft.com/office/drawing/2016/5/9/chartex" xmlns:cx4="http://schemas.microsoft.com/office/drawing/2016/5/10/chartex" xmlns:cx5="http://schemas.microsoft.com/office/drawing/2016/5/11/chartex" xmlns:cx6="http://schemas.microsoft.com/office/drawing/2016/5/12/chartex" xmlns:cx7="http://schemas.microsoft.com/office/drawing/2016/5/13/chartex" xmlns:cx8="http://schemas.microsoft.com/office/drawing/2016/5/14/chartex" xmlns:mc="http://schemas.openxmlformats.org/markup-compatibility/2006" xmlns:aink="http://schemas.microsoft.com/office/drawing/2016/ink" xmlns:am3d="http://schemas.microsoft.com/office/drawing/2017/model3d" xmlns:o="urn:schemas-microsoft-com:office:office" xmlns:oel="http://schemas.microsoft.com/office/2019/extlst" xmlns:r="http://schemas.openxmlformats.org/officeDocument/2006/relationships" xmlns:m="http://schemas.openxmlformats.org/officeDocument/2006/math" xmlns:v="urn:schemas-microsoft-com:vml" xmlns:wp14="http://schemas.microsoft.com/office/word/2010/wordprocessingDrawing" xmlns:wp="http://schemas.openxmlformats.org/drawingml/2006/wordprocessingDrawing" xmlns:w10="urn:schemas-microsoft-com:office:word" xmlns:w="http://schemas.openxmlformats.org/wordprocessingml/2006/main" xmlns:w14="http://schemas.microsoft.com/office/word/2010/wordml" xmlns:w15="http://schemas.microsoft.com/office/word/2012/wordml" xmlns:w16cex="http://schemas.microsoft.com/office/word/2018/wordml/cex" xmlns:w16cid="http://schemas.microsoft.com/office/word/2016/wordml/cid" xmlns:w16="http://schemas.microsoft.com/office/word/2018/wordml" xmlns:w16du="http://schemas.microsoft.com/office/word/2023/wordml/word16du" xmlns:w16sdtdh="http://schemas.microsoft.com/office/word/2020/wordml/sdtdatahash" xmlns:w16sdtfl="http://schemas.microsoft.com/office/word/2024/wordml/sdtformatlock" xmlns:w16se="http://schemas.microsoft.com/office/word/2015/wordml/symex" xmlns:wpg="http://schemas.microsoft.com/office/word/2010/wordprocessingGroup" xmlns:wpi="http://schemas.microsoft.com/office/word/2010/wordprocessingInk" xmlns:wne="http://schemas.microsoft.com/office/word/2006/wordml" xmlns:wps="http://schemas.microsoft.com/office/word/2010/wordprocessingShape" mc:Ignorable="w14 w15 w16se w16cid w16 w16cex w16sdtdh w16sdtfl w16du wp14">
   <w:sdt>
     <w:sdtPr>
       <w:rPr>
@@ -27597,7 +27725,7 @@
 </file>
 
 <file path=word/footer2.xml><?xml version="1.0" encoding="utf-8"?>
-<w:ftr xmlns:wpc="http://schemas.microsoft.com/office/word/2010/wordprocessingCanvas" xmlns:cx="http://schemas.microsoft.com/office/drawing/2014/chartex" xmlns:cx1="http://schemas.microsoft.com/office/drawing/2015/9/8/chartex" xmlns:cx2="http://schemas.microsoft.com/office/drawing/2015/10/21/chartex" xmlns:cx3="http://schemas.microsoft.com/office/drawing/2016/5/9/chartex" xmlns:cx4="http://schemas.microsoft.com/office/drawing/2016/5/10/chartex" xmlns:cx5="http://schemas.microsoft.com/office/drawing/2016/5/11/chartex" xmlns:cx6="http://schemas.microsoft.com/office/drawing/2016/5/12/chartex" xmlns:cx7="http://schemas.microsoft.com/office/drawing/2016/5/13/chartex" xmlns:cx8="http://schemas.microsoft.com/office/drawing/2016/5/14/chartex" xmlns:mc="http://schemas.openxmlformats.org/markup-compatibility/2006" xmlns:aink="http://schemas.microsoft.com/office/drawing/2016/ink" xmlns:am3d="http://schemas.microsoft.com/office/drawing/2017/model3d" xmlns:o="urn:schemas-microsoft-com:office:office" xmlns:oel="http://schemas.microsoft.com/office/2019/extlst" xmlns:r="http://schemas.openxmlformats.org/officeDocument/2006/relationships" xmlns:m="http://schemas.openxmlformats.org/officeDocument/2006/math" xmlns:v="urn:schemas-microsoft-com:vml" xmlns:wp14="http://schemas.microsoft.com/office/word/2010/wordprocessingDrawing" xmlns:wp="http://schemas.openxmlformats.org/drawingml/2006/wordprocessingDrawing" xmlns:w10="urn:schemas-microsoft-com:office:word" xmlns:w="http://schemas.openxmlformats.org/wordprocessingml/2006/main" xmlns:w14="http://schemas.microsoft.com/office/word/2010/wordml" xmlns:w15="http://schemas.microsoft.com/office/word/2012/wordml" xmlns:w16cex="http://schemas.microsoft.com/office/word/2018/wordml/cex" xmlns:w16cid="http://schemas.microsoft.com/office/word/2016/wordml/cid" xmlns:w16="http://schemas.microsoft.com/office/word/2018/wordml" xmlns:w16du="http://schemas.microsoft.com/office/word/2023/wordml/word16du" xmlns:w16sdtdh="http://schemas.microsoft.com/office/word/2020/wordml/sdtdatahash" xmlns:w16se="http://schemas.microsoft.com/office/word/2015/wordml/symex" xmlns:wpg="http://schemas.microsoft.com/office/word/2010/wordprocessingGroup" xmlns:wpi="http://schemas.microsoft.com/office/word/2010/wordprocessingInk" xmlns:wne="http://schemas.microsoft.com/office/word/2006/wordml" xmlns:wps="http://schemas.microsoft.com/office/word/2010/wordprocessingShape" mc:Ignorable="w14 w15 w16se w16cid w16 w16cex w16sdtdh w16du wp14">
+<w:ftr xmlns:wpc="http://schemas.microsoft.com/office/word/2010/wordprocessingCanvas" xmlns:cx="http://schemas.microsoft.com/office/drawing/2014/chartex" xmlns:cx1="http://schemas.microsoft.com/office/drawing/2015/9/8/chartex" xmlns:cx2="http://schemas.microsoft.com/office/drawing/2015/10/21/chartex" xmlns:cx3="http://schemas.microsoft.com/office/drawing/2016/5/9/chartex" xmlns:cx4="http://schemas.microsoft.com/office/drawing/2016/5/10/chartex" xmlns:cx5="http://schemas.microsoft.com/office/drawing/2016/5/11/chartex" xmlns:cx6="http://schemas.microsoft.com/office/drawing/2016/5/12/chartex" xmlns:cx7="http://schemas.microsoft.com/office/drawing/2016/5/13/chartex" xmlns:cx8="http://schemas.microsoft.com/office/drawing/2016/5/14/chartex" xmlns:mc="http://schemas.openxmlformats.org/markup-compatibility/2006" xmlns:aink="http://schemas.microsoft.com/office/drawing/2016/ink" xmlns:am3d="http://schemas.microsoft.com/office/drawing/2017/model3d" xmlns:o="urn:schemas-microsoft-com:office:office" xmlns:oel="http://schemas.microsoft.com/office/2019/extlst" xmlns:r="http://schemas.openxmlformats.org/officeDocument/2006/relationships" xmlns:m="http://schemas.openxmlformats.org/officeDocument/2006/math" xmlns:v="urn:schemas-microsoft-com:vml" xmlns:wp14="http://schemas.microsoft.com/office/word/2010/wordprocessingDrawing" xmlns:wp="http://schemas.openxmlformats.org/drawingml/2006/wordprocessingDrawing" xmlns:w10="urn:schemas-microsoft-com:office:word" xmlns:w="http://schemas.openxmlformats.org/wordprocessingml/2006/main" xmlns:w14="http://schemas.microsoft.com/office/word/2010/wordml" xmlns:w15="http://schemas.microsoft.com/office/word/2012/wordml" xmlns:w16cex="http://schemas.microsoft.com/office/word/2018/wordml/cex" xmlns:w16cid="http://schemas.microsoft.com/office/word/2016/wordml/cid" xmlns:w16="http://schemas.microsoft.com/office/word/2018/wordml" xmlns:w16du="http://schemas.microsoft.com/office/word/2023/wordml/word16du" xmlns:w16sdtdh="http://schemas.microsoft.com/office/word/2020/wordml/sdtdatahash" xmlns:w16sdtfl="http://schemas.microsoft.com/office/word/2024/wordml/sdtformatlock" xmlns:w16se="http://schemas.microsoft.com/office/word/2015/wordml/symex" xmlns:wpg="http://schemas.microsoft.com/office/word/2010/wordprocessingGroup" xmlns:wpi="http://schemas.microsoft.com/office/word/2010/wordprocessingInk" xmlns:wne="http://schemas.microsoft.com/office/word/2006/wordml" xmlns:wps="http://schemas.microsoft.com/office/word/2010/wordprocessingShape" mc:Ignorable="w14 w15 w16se w16cid w16 w16cex w16sdtdh w16sdtfl w16du wp14">
   <w:sdt>
     <w:sdtPr>
       <w:rPr>
@@ -27669,7 +27797,7 @@
 </file>
 
 <file path=word/footer3.xml><?xml version="1.0" encoding="utf-8"?>
-<w:ftr xmlns:wpc="http://schemas.microsoft.com/office/word/2010/wordprocessingCanvas" xmlns:cx="http://schemas.microsoft.com/office/drawing/2014/chartex" xmlns:cx1="http://schemas.microsoft.com/office/drawing/2015/9/8/chartex" xmlns:cx2="http://schemas.microsoft.com/office/drawing/2015/10/21/chartex" xmlns:cx3="http://schemas.microsoft.com/office/drawing/2016/5/9/chartex" xmlns:cx4="http://schemas.microsoft.com/office/drawing/2016/5/10/chartex" xmlns:cx5="http://schemas.microsoft.com/office/drawing/2016/5/11/chartex" xmlns:cx6="http://schemas.microsoft.com/office/drawing/2016/5/12/chartex" xmlns:cx7="http://schemas.microsoft.com/office/drawing/2016/5/13/chartex" xmlns:cx8="http://schemas.microsoft.com/office/drawing/2016/5/14/chartex" xmlns:mc="http://schemas.openxmlformats.org/markup-compatibility/2006" xmlns:aink="http://schemas.microsoft.com/office/drawing/2016/ink" xmlns:am3d="http://schemas.microsoft.com/office/drawing/2017/model3d" xmlns:o="urn:schemas-microsoft-com:office:office" xmlns:oel="http://schemas.microsoft.com/office/2019/extlst" xmlns:r="http://schemas.openxmlformats.org/officeDocument/2006/relationships" xmlns:m="http://schemas.openxmlformats.org/officeDocument/2006/math" xmlns:v="urn:schemas-microsoft-com:vml" xmlns:wp14="http://schemas.microsoft.com/office/word/2010/wordprocessingDrawing" xmlns:wp="http://schemas.openxmlformats.org/drawingml/2006/wordprocessingDrawing" xmlns:w10="urn:schemas-microsoft-com:office:word" xmlns:w="http://schemas.openxmlformats.org/wordprocessingml/2006/main" xmlns:w14="http://schemas.microsoft.com/office/word/2010/wordml" xmlns:w15="http://schemas.microsoft.com/office/word/2012/wordml" xmlns:w16cex="http://schemas.microsoft.com/office/word/2018/wordml/cex" xmlns:w16cid="http://schemas.microsoft.com/office/word/2016/wordml/cid" xmlns:w16="http://schemas.microsoft.com/office/word/2018/wordml" xmlns:w16du="http://schemas.microsoft.com/office/word/2023/wordml/word16du" xmlns:w16sdtdh="http://schemas.microsoft.com/office/word/2020/wordml/sdtdatahash" xmlns:w16se="http://schemas.microsoft.com/office/word/2015/wordml/symex" xmlns:wpg="http://schemas.microsoft.com/office/word/2010/wordprocessingGroup" xmlns:wpi="http://schemas.microsoft.com/office/word/2010/wordprocessingInk" xmlns:wne="http://schemas.microsoft.com/office/word/2006/wordml" xmlns:wps="http://schemas.microsoft.com/office/word/2010/wordprocessingShape" mc:Ignorable="w14 w15 w16se w16cid w16 w16cex w16sdtdh w16du wp14">
+<w:ftr xmlns:wpc="http://schemas.microsoft.com/office/word/2010/wordprocessingCanvas" xmlns:cx="http://schemas.microsoft.com/office/drawing/2014/chartex" xmlns:cx1="http://schemas.microsoft.com/office/drawing/2015/9/8/chartex" xmlns:cx2="http://schemas.microsoft.com/office/drawing/2015/10/21/chartex" xmlns:cx3="http://schemas.microsoft.com/office/drawing/2016/5/9/chartex" xmlns:cx4="http://schemas.microsoft.com/office/drawing/2016/5/10/chartex" xmlns:cx5="http://schemas.microsoft.com/office/drawing/2016/5/11/chartex" xmlns:cx6="http://schemas.microsoft.com/office/drawing/2016/5/12/chartex" xmlns:cx7="http://schemas.microsoft.com/office/drawing/2016/5/13/chartex" xmlns:cx8="http://schemas.microsoft.com/office/drawing/2016/5/14/chartex" xmlns:mc="http://schemas.openxmlformats.org/markup-compatibility/2006" xmlns:aink="http://schemas.microsoft.com/office/drawing/2016/ink" xmlns:am3d="http://schemas.microsoft.com/office/drawing/2017/model3d" xmlns:o="urn:schemas-microsoft-com:office:office" xmlns:oel="http://schemas.microsoft.com/office/2019/extlst" xmlns:r="http://schemas.openxmlformats.org/officeDocument/2006/relationships" xmlns:m="http://schemas.openxmlformats.org/officeDocument/2006/math" xmlns:v="urn:schemas-microsoft-com:vml" xmlns:wp14="http://schemas.microsoft.com/office/word/2010/wordprocessingDrawing" xmlns:wp="http://schemas.openxmlformats.org/drawingml/2006/wordprocessingDrawing" xmlns:w10="urn:schemas-microsoft-com:office:word" xmlns:w="http://schemas.openxmlformats.org/wordprocessingml/2006/main" xmlns:w14="http://schemas.microsoft.com/office/word/2010/wordml" xmlns:w15="http://schemas.microsoft.com/office/word/2012/wordml" xmlns:w16cex="http://schemas.microsoft.com/office/word/2018/wordml/cex" xmlns:w16cid="http://schemas.microsoft.com/office/word/2016/wordml/cid" xmlns:w16="http://schemas.microsoft.com/office/word/2018/wordml" xmlns:w16du="http://schemas.microsoft.com/office/word/2023/wordml/word16du" xmlns:w16sdtdh="http://schemas.microsoft.com/office/word/2020/wordml/sdtdatahash" xmlns:w16sdtfl="http://schemas.microsoft.com/office/word/2024/wordml/sdtformatlock" xmlns:w16se="http://schemas.microsoft.com/office/word/2015/wordml/symex" xmlns:wpg="http://schemas.microsoft.com/office/word/2010/wordprocessingGroup" xmlns:wpi="http://schemas.microsoft.com/office/word/2010/wordprocessingInk" xmlns:wne="http://schemas.microsoft.com/office/word/2006/wordml" xmlns:wps="http://schemas.microsoft.com/office/word/2010/wordprocessingShape" mc:Ignorable="w14 w15 w16se w16cid w16 w16cex w16sdtdh w16sdtfl w16du wp14">
   <w:sdt>
     <w:sdtPr>
       <w:rPr>
@@ -27733,7 +27861,7 @@
 </file>
 
 <file path=word/footer4.xml><?xml version="1.0" encoding="utf-8"?>
-<w:ftr xmlns:wpc="http://schemas.microsoft.com/office/word/2010/wordprocessingCanvas" xmlns:cx="http://schemas.microsoft.com/office/drawing/2014/chartex" xmlns:cx1="http://schemas.microsoft.com/office/drawing/2015/9/8/chartex" xmlns:cx2="http://schemas.microsoft.com/office/drawing/2015/10/21/chartex" xmlns:cx3="http://schemas.microsoft.com/office/drawing/2016/5/9/chartex" xmlns:cx4="http://schemas.microsoft.com/office/drawing/2016/5/10/chartex" xmlns:cx5="http://schemas.microsoft.com/office/drawing/2016/5/11/chartex" xmlns:cx6="http://schemas.microsoft.com/office/drawing/2016/5/12/chartex" xmlns:cx7="http://schemas.microsoft.com/office/drawing/2016/5/13/chartex" xmlns:cx8="http://schemas.microsoft.com/office/drawing/2016/5/14/chartex" xmlns:mc="http://schemas.openxmlformats.org/markup-compatibility/2006" xmlns:aink="http://schemas.microsoft.com/office/drawing/2016/ink" xmlns:am3d="http://schemas.microsoft.com/office/drawing/2017/model3d" xmlns:o="urn:schemas-microsoft-com:office:office" xmlns:oel="http://schemas.microsoft.com/office/2019/extlst" xmlns:r="http://schemas.openxmlformats.org/officeDocument/2006/relationships" xmlns:m="http://schemas.openxmlformats.org/officeDocument/2006/math" xmlns:v="urn:schemas-microsoft-com:vml" xmlns:wp14="http://schemas.microsoft.com/office/word/2010/wordprocessingDrawing" xmlns:wp="http://schemas.openxmlformats.org/drawingml/2006/wordprocessingDrawing" xmlns:w10="urn:schemas-microsoft-com:office:word" xmlns:w="http://schemas.openxmlformats.org/wordprocessingml/2006/main" xmlns:w14="http://schemas.microsoft.com/office/word/2010/wordml" xmlns:w15="http://schemas.microsoft.com/office/word/2012/wordml" xmlns:w16cex="http://schemas.microsoft.com/office/word/2018/wordml/cex" xmlns:w16cid="http://schemas.microsoft.com/office/word/2016/wordml/cid" xmlns:w16="http://schemas.microsoft.com/office/word/2018/wordml" xmlns:w16du="http://schemas.microsoft.com/office/word/2023/wordml/word16du" xmlns:w16sdtdh="http://schemas.microsoft.com/office/word/2020/wordml/sdtdatahash" xmlns:w16se="http://schemas.microsoft.com/office/word/2015/wordml/symex" xmlns:wpg="http://schemas.microsoft.com/office/word/2010/wordprocessingGroup" xmlns:wpi="http://schemas.microsoft.com/office/word/2010/wordprocessingInk" xmlns:wne="http://schemas.microsoft.com/office/word/2006/wordml" xmlns:wps="http://schemas.microsoft.com/office/word/2010/wordprocessingShape" mc:Ignorable="w14 w15 w16se w16cid w16 w16cex w16sdtdh w16du wp14">
+<w:ftr xmlns:wpc="http://schemas.microsoft.com/office/word/2010/wordprocessingCanvas" xmlns:cx="http://schemas.microsoft.com/office/drawing/2014/chartex" xmlns:cx1="http://schemas.microsoft.com/office/drawing/2015/9/8/chartex" xmlns:cx2="http://schemas.microsoft.com/office/drawing/2015/10/21/chartex" xmlns:cx3="http://schemas.microsoft.com/office/drawing/2016/5/9/chartex" xmlns:cx4="http://schemas.microsoft.com/office/drawing/2016/5/10/chartex" xmlns:cx5="http://schemas.microsoft.com/office/drawing/2016/5/11/chartex" xmlns:cx6="http://schemas.microsoft.com/office/drawing/2016/5/12/chartex" xmlns:cx7="http://schemas.microsoft.com/office/drawing/2016/5/13/chartex" xmlns:cx8="http://schemas.microsoft.com/office/drawing/2016/5/14/chartex" xmlns:mc="http://schemas.openxmlformats.org/markup-compatibility/2006" xmlns:aink="http://schemas.microsoft.com/office/drawing/2016/ink" xmlns:am3d="http://schemas.microsoft.com/office/drawing/2017/model3d" xmlns:o="urn:schemas-microsoft-com:office:office" xmlns:oel="http://schemas.microsoft.com/office/2019/extlst" xmlns:r="http://schemas.openxmlformats.org/officeDocument/2006/relationships" xmlns:m="http://schemas.openxmlformats.org/officeDocument/2006/math" xmlns:v="urn:schemas-microsoft-com:vml" xmlns:wp14="http://schemas.microsoft.com/office/word/2010/wordprocessingDrawing" xmlns:wp="http://schemas.openxmlformats.org/drawingml/2006/wordprocessingDrawing" xmlns:w10="urn:schemas-microsoft-com:office:word" xmlns:w="http://schemas.openxmlformats.org/wordprocessingml/2006/main" xmlns:w14="http://schemas.microsoft.com/office/word/2010/wordml" xmlns:w15="http://schemas.microsoft.com/office/word/2012/wordml" xmlns:w16cex="http://schemas.microsoft.com/office/word/2018/wordml/cex" xmlns:w16cid="http://schemas.microsoft.com/office/word/2016/wordml/cid" xmlns:w16="http://schemas.microsoft.com/office/word/2018/wordml" xmlns:w16du="http://schemas.microsoft.com/office/word/2023/wordml/word16du" xmlns:w16sdtdh="http://schemas.microsoft.com/office/word/2020/wordml/sdtdatahash" xmlns:w16sdtfl="http://schemas.microsoft.com/office/word/2024/wordml/sdtformatlock" xmlns:w16se="http://schemas.microsoft.com/office/word/2015/wordml/symex" xmlns:wpg="http://schemas.microsoft.com/office/word/2010/wordprocessingGroup" xmlns:wpi="http://schemas.microsoft.com/office/word/2010/wordprocessingInk" xmlns:wne="http://schemas.microsoft.com/office/word/2006/wordml" xmlns:wps="http://schemas.microsoft.com/office/word/2010/wordprocessingShape" mc:Ignorable="w14 w15 w16se w16cid w16 w16cex w16sdtdh w16sdtfl w16du wp14">
   <w:p>
     <w:pPr>
       <w:pStyle w:val="Footer"/>
@@ -27743,7 +27871,7 @@
 </file>
 
 <file path=word/footnotes.xml><?xml version="1.0" encoding="utf-8"?>
-<w:footnotes xmlns:wpc="http://schemas.microsoft.com/office/word/2010/wordprocessingCanvas" xmlns:cx="http://schemas.microsoft.com/office/drawing/2014/chartex" xmlns:cx1="http://schemas.microsoft.com/office/drawing/2015/9/8/chartex" xmlns:cx2="http://schemas.microsoft.com/office/drawing/2015/10/21/chartex" xmlns:cx3="http://schemas.microsoft.com/office/drawing/2016/5/9/chartex" xmlns:cx4="http://schemas.microsoft.com/office/drawing/2016/5/10/chartex" xmlns:cx5="http://schemas.microsoft.com/office/drawing/2016/5/11/chartex" xmlns:cx6="http://schemas.microsoft.com/office/drawing/2016/5/12/chartex" xmlns:cx7="http://schemas.microsoft.com/office/drawing/2016/5/13/chartex" xmlns:cx8="http://schemas.microsoft.com/office/drawing/2016/5/14/chartex" xmlns:mc="http://schemas.openxmlformats.org/markup-compatibility/2006" xmlns:aink="http://schemas.microsoft.com/office/drawing/2016/ink" xmlns:am3d="http://schemas.microsoft.com/office/drawing/2017/model3d" xmlns:o="urn:schemas-microsoft-com:office:office" xmlns:oel="http://schemas.microsoft.com/office/2019/extlst" xmlns:r="http://schemas.openxmlformats.org/officeDocument/2006/relationships" xmlns:m="http://schemas.openxmlformats.org/officeDocument/2006/math" xmlns:v="urn:schemas-microsoft-com:vml" xmlns:wp14="http://schemas.microsoft.com/office/word/2010/wordprocessingDrawing" xmlns:wp="http://schemas.openxmlformats.org/drawingml/2006/wordprocessingDrawing" xmlns:w10="urn:schemas-microsoft-com:office:word" xmlns:w="http://schemas.openxmlformats.org/wordprocessingml/2006/main" xmlns:w14="http://schemas.microsoft.com/office/word/2010/wordml" xmlns:w15="http://schemas.microsoft.com/office/word/2012/wordml" xmlns:w16cex="http://schemas.microsoft.com/office/word/2018/wordml/cex" xmlns:w16cid="http://schemas.microsoft.com/office/word/2016/wordml/cid" xmlns:w16="http://schemas.microsoft.com/office/word/2018/wordml" xmlns:w16du="http://schemas.microsoft.com/office/word/2023/wordml/word16du" xmlns:w16sdtdh="http://schemas.microsoft.com/office/word/2020/wordml/sdtdatahash" xmlns:w16se="http://schemas.microsoft.com/office/word/2015/wordml/symex" xmlns:wpg="http://schemas.microsoft.com/office/word/2010/wordprocessingGroup" xmlns:wpi="http://schemas.microsoft.com/office/word/2010/wordprocessingInk" xmlns:wne="http://schemas.microsoft.com/office/word/2006/wordml" xmlns:wps="http://schemas.microsoft.com/office/word/2010/wordprocessingShape" mc:Ignorable="w14 w15 w16se w16cid w16 w16cex w16sdtdh w16du wp14">
+<w:footnotes xmlns:wpc="http://schemas.microsoft.com/office/word/2010/wordprocessingCanvas" xmlns:cx="http://schemas.microsoft.com/office/drawing/2014/chartex" xmlns:cx1="http://schemas.microsoft.com/office/drawing/2015/9/8/chartex" xmlns:cx2="http://schemas.microsoft.com/office/drawing/2015/10/21/chartex" xmlns:cx3="http://schemas.microsoft.com/office/drawing/2016/5/9/chartex" xmlns:cx4="http://schemas.microsoft.com/office/drawing/2016/5/10/chartex" xmlns:cx5="http://schemas.microsoft.com/office/drawing/2016/5/11/chartex" xmlns:cx6="http://schemas.microsoft.com/office/drawing/2016/5/12/chartex" xmlns:cx7="http://schemas.microsoft.com/office/drawing/2016/5/13/chartex" xmlns:cx8="http://schemas.microsoft.com/office/drawing/2016/5/14/chartex" xmlns:mc="http://schemas.openxmlformats.org/markup-compatibility/2006" xmlns:aink="http://schemas.microsoft.com/office/drawing/2016/ink" xmlns:am3d="http://schemas.microsoft.com/office/drawing/2017/model3d" xmlns:o="urn:schemas-microsoft-com:office:office" xmlns:oel="http://schemas.microsoft.com/office/2019/extlst" xmlns:r="http://schemas.openxmlformats.org/officeDocument/2006/relationships" xmlns:m="http://schemas.openxmlformats.org/officeDocument/2006/math" xmlns:v="urn:schemas-microsoft-com:vml" xmlns:wp14="http://schemas.microsoft.com/office/word/2010/wordprocessingDrawing" xmlns:wp="http://schemas.openxmlformats.org/drawingml/2006/wordprocessingDrawing" xmlns:w10="urn:schemas-microsoft-com:office:word" xmlns:w="http://schemas.openxmlformats.org/wordprocessingml/2006/main" xmlns:w14="http://schemas.microsoft.com/office/word/2010/wordml" xmlns:w15="http://schemas.microsoft.com/office/word/2012/wordml" xmlns:w16cex="http://schemas.microsoft.com/office/word/2018/wordml/cex" xmlns:w16cid="http://schemas.microsoft.com/office/word/2016/wordml/cid" xmlns:w16="http://schemas.microsoft.com/office/word/2018/wordml" xmlns:w16du="http://schemas.microsoft.com/office/word/2023/wordml/word16du" xmlns:w16sdtdh="http://schemas.microsoft.com/office/word/2020/wordml/sdtdatahash" xmlns:w16sdtfl="http://schemas.microsoft.com/office/word/2024/wordml/sdtformatlock" xmlns:w16se="http://schemas.microsoft.com/office/word/2015/wordml/symex" xmlns:wpg="http://schemas.microsoft.com/office/word/2010/wordprocessingGroup" xmlns:wpi="http://schemas.microsoft.com/office/word/2010/wordprocessingInk" xmlns:wne="http://schemas.microsoft.com/office/word/2006/wordml" xmlns:wps="http://schemas.microsoft.com/office/word/2010/wordprocessingShape" mc:Ignorable="w14 w15 w16se w16cid w16 w16cex w16sdtdh w16sdtfl w16du wp14">
   <w:footnote w:type="separator" w:id="-1">
     <w:p>
       <w:r>
@@ -27762,7 +27890,7 @@
 </file>
 
 <file path=word/numbering.xml><?xml version="1.0" encoding="utf-8"?>
-<w:numbering xmlns:wpc="http://schemas.microsoft.com/office/word/2010/wordprocessingCanvas" xmlns:cx="http://schemas.microsoft.com/office/drawing/2014/chartex" xmlns:cx1="http://schemas.microsoft.com/office/drawing/2015/9/8/chartex" xmlns:cx2="http://schemas.microsoft.com/office/drawing/2015/10/21/chartex" xmlns:cx3="http://schemas.microsoft.com/office/drawing/2016/5/9/chartex" xmlns:cx4="http://schemas.microsoft.com/office/drawing/2016/5/10/chartex" xmlns:cx5="http://schemas.microsoft.com/office/drawing/2016/5/11/chartex" xmlns:cx6="http://schemas.microsoft.com/office/drawing/2016/5/12/chartex" xmlns:cx7="http://schemas.microsoft.com/office/drawing/2016/5/13/chartex" xmlns:cx8="http://schemas.microsoft.com/office/drawing/2016/5/14/chartex" xmlns:mc="http://schemas.openxmlformats.org/markup-compatibility/2006" xmlns:aink="http://schemas.microsoft.com/office/drawing/2016/ink" xmlns:am3d="http://schemas.microsoft.com/office/drawing/2017/model3d" xmlns:o="urn:schemas-microsoft-com:office:office" xmlns:oel="http://schemas.microsoft.com/office/2019/extlst" xmlns:r="http://schemas.openxmlformats.org/officeDocument/2006/relationships" xmlns:m="http://schemas.openxmlformats.org/officeDocument/2006/math" xmlns:v="urn:schemas-microsoft-com:vml" xmlns:wp14="http://schemas.microsoft.com/office/word/2010/wordprocessingDrawing" xmlns:wp="http://schemas.openxmlformats.org/drawingml/2006/wordprocessingDrawing" xmlns:w10="urn:schemas-microsoft-com:office:word" xmlns:w="http://schemas.openxmlformats.org/wordprocessingml/2006/main" xmlns:w14="http://schemas.microsoft.com/office/word/2010/wordml" xmlns:w15="http://schemas.microsoft.com/office/word/2012/wordml" xmlns:w16cex="http://schemas.microsoft.com/office/word/2018/wordml/cex" xmlns:w16cid="http://schemas.microsoft.com/office/word/2016/wordml/cid" xmlns:w16="http://schemas.microsoft.com/office/word/2018/wordml" xmlns:w16du="http://schemas.microsoft.com/office/word/2023/wordml/word16du" xmlns:w16sdtdh="http://schemas.microsoft.com/office/word/2020/wordml/sdtdatahash" xmlns:w16se="http://schemas.microsoft.com/office/word/2015/wordml/symex" xmlns:wpg="http://schemas.microsoft.com/office/word/2010/wordprocessingGroup" xmlns:wpi="http://schemas.microsoft.com/office/word/2010/wordprocessingInk" xmlns:wne="http://schemas.microsoft.com/office/word/2006/wordml" xmlns:wps="http://schemas.microsoft.com/office/word/2010/wordprocessingShape" mc:Ignorable="w14 w15 w16se w16cid w16 w16cex w16sdtdh w16du wp14">
+<w:numbering xmlns:wpc="http://schemas.microsoft.com/office/word/2010/wordprocessingCanvas" xmlns:cx="http://schemas.microsoft.com/office/drawing/2014/chartex" xmlns:cx1="http://schemas.microsoft.com/office/drawing/2015/9/8/chartex" xmlns:cx2="http://schemas.microsoft.com/office/drawing/2015/10/21/chartex" xmlns:cx3="http://schemas.microsoft.com/office/drawing/2016/5/9/chartex" xmlns:cx4="http://schemas.microsoft.com/office/drawing/2016/5/10/chartex" xmlns:cx5="http://schemas.microsoft.com/office/drawing/2016/5/11/chartex" xmlns:cx6="http://schemas.microsoft.com/office/drawing/2016/5/12/chartex" xmlns:cx7="http://schemas.microsoft.com/office/drawing/2016/5/13/chartex" xmlns:cx8="http://schemas.microsoft.com/office/drawing/2016/5/14/chartex" xmlns:mc="http://schemas.openxmlformats.org/markup-compatibility/2006" xmlns:aink="http://schemas.microsoft.com/office/drawing/2016/ink" xmlns:am3d="http://schemas.microsoft.com/office/drawing/2017/model3d" xmlns:o="urn:schemas-microsoft-com:office:office" xmlns:oel="http://schemas.microsoft.com/office/2019/extlst" xmlns:r="http://schemas.openxmlformats.org/officeDocument/2006/relationships" xmlns:m="http://schemas.openxmlformats.org/officeDocument/2006/math" xmlns:v="urn:schemas-microsoft-com:vml" xmlns:wp14="http://schemas.microsoft.com/office/word/2010/wordprocessingDrawing" xmlns:wp="http://schemas.openxmlformats.org/drawingml/2006/wordprocessingDrawing" xmlns:w10="urn:schemas-microsoft-com:office:word" xmlns:w="http://schemas.openxmlformats.org/wordprocessingml/2006/main" xmlns:w14="http://schemas.microsoft.com/office/word/2010/wordml" xmlns:w15="http://schemas.microsoft.com/office/word/2012/wordml" xmlns:w16cex="http://schemas.microsoft.com/office/word/2018/wordml/cex" xmlns:w16cid="http://schemas.microsoft.com/office/word/2016/wordml/cid" xmlns:w16="http://schemas.microsoft.com/office/word/2018/wordml" xmlns:w16du="http://schemas.microsoft.com/office/word/2023/wordml/word16du" xmlns:w16sdtdh="http://schemas.microsoft.com/office/word/2020/wordml/sdtdatahash" xmlns:w16sdtfl="http://schemas.microsoft.com/office/word/2024/wordml/sdtformatlock" xmlns:w16se="http://schemas.microsoft.com/office/word/2015/wordml/symex" xmlns:wpg="http://schemas.microsoft.com/office/word/2010/wordprocessingGroup" xmlns:wpi="http://schemas.microsoft.com/office/word/2010/wordprocessingInk" xmlns:wne="http://schemas.microsoft.com/office/word/2006/wordml" xmlns:wps="http://schemas.microsoft.com/office/word/2010/wordprocessingShape" mc:Ignorable="w14 w15 w16se w16cid w16 w16cex w16sdtdh w16sdtfl w16du wp14">
   <w:abstractNum w:abstractNumId="0" w15:restartNumberingAfterBreak="0">
     <w:nsid w:val="0D761587"/>
     <w:multiLevelType w:val="multilevel"/>
@@ -29289,7 +29417,7 @@
 </file>
 
 <file path=word/styles.xml><?xml version="1.0" encoding="utf-8"?>
-<w:styles xmlns:mc="http://schemas.openxmlformats.org/markup-compatibility/2006" xmlns:r="http://schemas.openxmlformats.org/officeDocument/2006/relationships" xmlns:w="http://schemas.openxmlformats.org/wordprocessingml/2006/main" xmlns:w14="http://schemas.microsoft.com/office/word/2010/wordml" xmlns:w15="http://schemas.microsoft.com/office/word/2012/wordml" xmlns:w16cex="http://schemas.microsoft.com/office/word/2018/wordml/cex" xmlns:w16cid="http://schemas.microsoft.com/office/word/2016/wordml/cid" xmlns:w16="http://schemas.microsoft.com/office/word/2018/wordml" xmlns:w16du="http://schemas.microsoft.com/office/word/2023/wordml/word16du" xmlns:w16sdtdh="http://schemas.microsoft.com/office/word/2020/wordml/sdtdatahash" xmlns:w16se="http://schemas.microsoft.com/office/word/2015/wordml/symex" mc:Ignorable="w14 w15 w16se w16cid w16 w16cex w16sdtdh w16du">
+<w:styles xmlns:mc="http://schemas.openxmlformats.org/markup-compatibility/2006" xmlns:r="http://schemas.openxmlformats.org/officeDocument/2006/relationships" xmlns:w="http://schemas.openxmlformats.org/wordprocessingml/2006/main" xmlns:w14="http://schemas.microsoft.com/office/word/2010/wordml" xmlns:w15="http://schemas.microsoft.com/office/word/2012/wordml" xmlns:w16cex="http://schemas.microsoft.com/office/word/2018/wordml/cex" xmlns:w16cid="http://schemas.microsoft.com/office/word/2016/wordml/cid" xmlns:w16="http://schemas.microsoft.com/office/word/2018/wordml" xmlns:w16du="http://schemas.microsoft.com/office/word/2023/wordml/word16du" xmlns:w16sdtdh="http://schemas.microsoft.com/office/word/2020/wordml/sdtdatahash" xmlns:w16sdtfl="http://schemas.microsoft.com/office/word/2024/wordml/sdtformatlock" xmlns:w16se="http://schemas.microsoft.com/office/word/2015/wordml/symex" mc:Ignorable="w14 w15 w16se w16cid w16 w16cex w16sdtdh w16sdtfl w16du">
   <w:docDefaults>
     <w:rPrDefault>
       <w:rPr>
@@ -30764,20 +30892,19 @@
 </file>
 
 <file path=customXml/item1.xml><?xml version="1.0" encoding="utf-8"?>
-<p:properties xmlns:p="http://schemas.microsoft.com/office/2006/metadata/properties" xmlns:xsi="http://www.w3.org/2001/XMLSchema-instance" xmlns:pc="http://schemas.microsoft.com/office/infopath/2007/PartnerControls">
-  <documentManagement>
-    <SharedWithUsers xmlns="20cd749a-074a-4d83-9c91-011be634cc31">
-      <UserInfo>
-        <DisplayName>Jennifer Cary</DisplayName>
-        <AccountId>12</AccountId>
-        <AccountType/>
-      </UserInfo>
-    </SharedWithUsers>
-  </documentManagement>
-</p:properties>
+<b:Sources xmlns:b="http://schemas.openxmlformats.org/officeDocument/2006/bibliography" xmlns="http://schemas.openxmlformats.org/officeDocument/2006/bibliography" SelectedStyle="\APASixthEditionOfficeOnline.xsl" StyleName="APA" Version="6"/>
 </file>
 
 <file path=customXml/item2.xml><?xml version="1.0" encoding="utf-8"?>
+<?mso-contentType ?>
+<FormTemplates xmlns="http://schemas.microsoft.com/sharepoint/v3/contenttype/forms">
+  <Display>DocumentLibraryForm</Display>
+  <Edit>DocumentLibraryForm</Edit>
+  <New>DocumentLibraryForm</New>
+</FormTemplates>
+</file>
+
+<file path=customXml/item3.xml><?xml version="1.0" encoding="utf-8"?>
 <ct:contentTypeSchema xmlns:ct="http://schemas.microsoft.com/office/2006/metadata/contentType" xmlns:ma="http://schemas.microsoft.com/office/2006/metadata/properties/metaAttributes" ct:_="" ma:_="" ma:contentTypeName="Document" ma:contentTypeID="0x010100D37EDF7B5F362B48A470E31969086A43" ma:contentTypeVersion="11" ma:contentTypeDescription="Create a new document." ma:contentTypeScope="" ma:versionID="767a707497b5d5e2d8602e25f489798b">
   <xsd:schema xmlns:xsd="http://www.w3.org/2001/XMLSchema" xmlns:xs="http://www.w3.org/2001/XMLSchema" xmlns:p="http://schemas.microsoft.com/office/2006/metadata/properties" xmlns:ns2="20cd749a-074a-4d83-9c91-011be634cc31" xmlns:ns3="4b193e0c-e46b-4399-96a3-9ed1ea29b25a" xmlns:ns4="0b988160-095a-4ee1-b828-4741c5b62c29" targetNamespace="http://schemas.microsoft.com/office/2006/metadata/properties" ma:root="true" ma:fieldsID="582d18598c245bd411b3383009893698" ns2:_="" ns3:_="" ns4:_="">
     <xsd:import namespace="20cd749a-074a-4d83-9c91-011be634cc31"/>
@@ -30993,30 +31120,37 @@
 </ct:contentTypeSchema>
 </file>
 
-<file path=customXml/item3.xml><?xml version="1.0" encoding="utf-8"?>
-<?mso-contentType ?>
-<FormTemplates xmlns="http://schemas.microsoft.com/sharepoint/v3/contenttype/forms">
-  <Display>DocumentLibraryForm</Display>
-  <Edit>DocumentLibraryForm</Edit>
-  <New>DocumentLibraryForm</New>
-</FormTemplates>
-</file>
-
 <file path=customXml/item4.xml><?xml version="1.0" encoding="utf-8"?>
-<b:Sources xmlns:b="http://schemas.openxmlformats.org/officeDocument/2006/bibliography" xmlns="http://schemas.openxmlformats.org/officeDocument/2006/bibliography" SelectedStyle="\APASixthEditionOfficeOnline.xsl" StyleName="APA" Version="6"/>
+<p:properties xmlns:p="http://schemas.microsoft.com/office/2006/metadata/properties" xmlns:xsi="http://www.w3.org/2001/XMLSchema-instance" xmlns:pc="http://schemas.microsoft.com/office/infopath/2007/PartnerControls">
+  <documentManagement>
+    <SharedWithUsers xmlns="20cd749a-074a-4d83-9c91-011be634cc31">
+      <UserInfo>
+        <DisplayName>Jennifer Cary</DisplayName>
+        <AccountId>12</AccountId>
+        <AccountType/>
+      </UserInfo>
+    </SharedWithUsers>
+  </documentManagement>
+</p:properties>
 </file>
 
 <file path=customXml/itemProps1.xml><?xml version="1.0" encoding="utf-8"?>
-<ds:datastoreItem xmlns:ds="http://schemas.openxmlformats.org/officeDocument/2006/customXml" ds:itemID="{5D8C2116-26EC-4B69-9E0E-3DAEBA31E695}">
+<ds:datastoreItem xmlns:ds="http://schemas.openxmlformats.org/officeDocument/2006/customXml" ds:itemID="{2A3846B5-91B4-0D4F-A93B-98D8311246F1}">
   <ds:schemaRefs>
-    <ds:schemaRef ds:uri="http://schemas.microsoft.com/office/2006/metadata/properties"/>
-    <ds:schemaRef ds:uri="http://schemas.microsoft.com/office/infopath/2007/PartnerControls"/>
-    <ds:schemaRef ds:uri="20cd749a-074a-4d83-9c91-011be634cc31"/>
+    <ds:schemaRef ds:uri="http://schemas.openxmlformats.org/officeDocument/2006/bibliography"/>
   </ds:schemaRefs>
 </ds:datastoreItem>
 </file>
 
 <file path=customXml/itemProps2.xml><?xml version="1.0" encoding="utf-8"?>
+<ds:datastoreItem xmlns:ds="http://schemas.openxmlformats.org/officeDocument/2006/customXml" ds:itemID="{057F6FAC-606C-4256-B73B-E9E5904F46B9}">
+  <ds:schemaRefs>
+    <ds:schemaRef ds:uri="http://schemas.microsoft.com/sharepoint/v3/contenttype/forms"/>
+  </ds:schemaRefs>
+</ds:datastoreItem>
+</file>
+
+<file path=customXml/itemProps3.xml><?xml version="1.0" encoding="utf-8"?>
 <ds:datastoreItem xmlns:ds="http://schemas.openxmlformats.org/officeDocument/2006/customXml" ds:itemID="{AE86D6B8-82EC-4DAF-BC3D-C798E29FC303}">
   <ds:schemaRefs>
     <ds:schemaRef ds:uri="http://schemas.microsoft.com/office/2006/metadata/contentType"/>
@@ -31036,18 +31170,12 @@
 </ds:datastoreItem>
 </file>
 
-<file path=customXml/itemProps3.xml><?xml version="1.0" encoding="utf-8"?>
-<ds:datastoreItem xmlns:ds="http://schemas.openxmlformats.org/officeDocument/2006/customXml" ds:itemID="{057F6FAC-606C-4256-B73B-E9E5904F46B9}">
+<file path=customXml/itemProps4.xml><?xml version="1.0" encoding="utf-8"?>
+<ds:datastoreItem xmlns:ds="http://schemas.openxmlformats.org/officeDocument/2006/customXml" ds:itemID="{5D8C2116-26EC-4B69-9E0E-3DAEBA31E695}">
   <ds:schemaRefs>
-    <ds:schemaRef ds:uri="http://schemas.microsoft.com/sharepoint/v3/contenttype/forms"/>
-  </ds:schemaRefs>
-</ds:datastoreItem>
-</file>
-
-<file path=customXml/itemProps4.xml><?xml version="1.0" encoding="utf-8"?>
-<ds:datastoreItem xmlns:ds="http://schemas.openxmlformats.org/officeDocument/2006/customXml" ds:itemID="{2A3846B5-91B4-0D4F-A93B-98D8311246F1}">
-  <ds:schemaRefs>
-    <ds:schemaRef ds:uri="http://schemas.openxmlformats.org/officeDocument/2006/bibliography"/>
+    <ds:schemaRef ds:uri="http://schemas.microsoft.com/office/2006/metadata/properties"/>
+    <ds:schemaRef ds:uri="http://schemas.microsoft.com/office/infopath/2007/PartnerControls"/>
+    <ds:schemaRef ds:uri="20cd749a-074a-4d83-9c91-011be634cc31"/>
   </ds:schemaRefs>
 </ds:datastoreItem>
 </file>